--- a/Documents/DSCB 225 Imaging Class Modules.docx
+++ b/Documents/DSCB 225 Imaging Class Modules.docx
@@ -22,12 +22,15 @@
           <w:bCs/>
         </w:rPr>
       </w:pPr>
-      <w:r>
-        <w:rPr>
-          <w:bCs/>
-        </w:rPr>
-        <w:t>https://ucsf.box.com/s/m903b5t6p9mhfsfs0at5nz25wvwszw5d</w:t>
-      </w:r>
+      <w:hyperlink r:id="rId7" w:history="1">
+        <w:r>
+          <w:rPr>
+            <w:rStyle w:val="Hyperlink"/>
+            <w:bCs/>
+          </w:rPr>
+          <w:t>https://ucsf.box.com/s/m903b5t6p9mhfsfs0at5nz25wvwszw5d</w:t>
+        </w:r>
+      </w:hyperlink>
     </w:p>
     <w:p>
       <w:pPr>
@@ -113,26 +116,6 @@
           <w:color w:val="0070C0"/>
         </w:rPr>
         <w:t xml:space="preserve">  This is a 4-color z-stack of a Drosophila ovariole.</w:t>
-      </w:r>
-    </w:p>
-    <w:p>
-      <w:pPr>
-        <w:numPr>
-          <w:ilvl w:val="1"/>
-          <w:numId w:val="1"/>
-        </w:numPr>
-      </w:pPr>
-      <w:r>
-        <w:t>Bio-importer</w:t>
-      </w:r>
-      <w:r>
-        <w:t xml:space="preserve">  </w:t>
-      </w:r>
-      <w:r>
-        <w:rPr>
-          <w:color w:val="4F81BD" w:themeColor="accent1"/>
-        </w:rPr>
-        <w:t>Fiji will automatically use Bio-importer to open the Clone4.ids file</w:t>
       </w:r>
     </w:p>
     <w:p>
@@ -765,100 +748,172 @@
         </w:numPr>
       </w:pPr>
       <w:r>
+        <w:t xml:space="preserve">Duplicate image  </w:t>
+      </w:r>
+      <w:r>
+        <w:rPr>
+          <w:color w:val="0070C0"/>
+        </w:rPr>
+        <w:t xml:space="preserve">Image </w:t>
+      </w:r>
+      <w:r>
+        <w:rPr>
+          <w:color w:val="0070C0"/>
+        </w:rPr>
+        <w:sym w:font="Wingdings" w:char="F0E0"/>
+      </w:r>
+      <w:r>
+        <w:rPr>
+          <w:color w:val="0070C0"/>
+        </w:rPr>
+        <w:t xml:space="preserve"> Duplicate…</w:t>
+      </w:r>
+      <w:r>
+        <w:rPr>
+          <w:color w:val="0070C0"/>
+        </w:rPr>
+        <w:t xml:space="preserve">  I duplicate the image at multiple steps so I don’t lose the previous image if I want to go back</w:t>
+      </w:r>
+    </w:p>
+    <w:p>
+      <w:pPr>
+        <w:numPr>
+          <w:ilvl w:val="1"/>
+          <w:numId w:val="1"/>
+        </w:numPr>
+      </w:pPr>
+      <w:r>
         <w:lastRenderedPageBreak/>
-        <w:t xml:space="preserve">Duplicate image  </w:t>
-      </w:r>
-      <w:r>
-        <w:rPr>
-          <w:color w:val="0070C0"/>
-        </w:rPr>
-        <w:t xml:space="preserve">Image </w:t>
-      </w:r>
-      <w:r>
-        <w:rPr>
-          <w:color w:val="0070C0"/>
-        </w:rPr>
+        <w:t>Background subtraction</w:t>
+      </w:r>
+    </w:p>
+    <w:p>
+      <w:pPr>
+        <w:pStyle w:val="ListParagraph"/>
+        <w:numPr>
+          <w:ilvl w:val="2"/>
+          <w:numId w:val="1"/>
+        </w:numPr>
+        <w:rPr>
+          <w:color w:val="0070C0"/>
+        </w:rPr>
+      </w:pPr>
+      <w:r>
+        <w:rPr>
+          <w:color w:val="0070C0"/>
+        </w:rPr>
+        <w:t>Use the Channels tool to view a single channel in monochrome (Greyscale).</w:t>
+      </w:r>
+    </w:p>
+    <w:p>
+      <w:pPr>
+        <w:pStyle w:val="ListParagraph"/>
+        <w:numPr>
+          <w:ilvl w:val="2"/>
+          <w:numId w:val="1"/>
+        </w:numPr>
+        <w:rPr>
+          <w:color w:val="0070C0"/>
+        </w:rPr>
+      </w:pPr>
+      <w:r>
+        <w:rPr>
+          <w:color w:val="0070C0"/>
+        </w:rPr>
+        <w:t>D</w:t>
+      </w:r>
+      <w:r>
+        <w:rPr>
+          <w:color w:val="0070C0"/>
+        </w:rPr>
+        <w:t xml:space="preserve">raw a square in a black area and </w:t>
+      </w:r>
+      <w:r>
+        <w:rPr>
+          <w:color w:val="0070C0"/>
+        </w:rPr>
+        <w:t xml:space="preserve">click Cmd + m to </w:t>
+      </w:r>
+      <w:r>
+        <w:rPr>
+          <w:color w:val="0070C0"/>
+        </w:rPr>
+        <w:t xml:space="preserve">measure </w:t>
+      </w:r>
+      <w:r>
+        <w:rPr>
+          <w:color w:val="0070C0"/>
+        </w:rPr>
+        <w:t>the background intensity</w:t>
+      </w:r>
+    </w:p>
+    <w:p>
+      <w:pPr>
+        <w:pStyle w:val="ListParagraph"/>
+        <w:numPr>
+          <w:ilvl w:val="2"/>
+          <w:numId w:val="1"/>
+        </w:numPr>
+        <w:rPr>
+          <w:color w:val="0070C0"/>
+        </w:rPr>
+      </w:pPr>
+      <w:r>
+        <w:rPr>
+          <w:color w:val="0070C0"/>
+        </w:rPr>
+        <w:t>Click somewhere else to get rid of the square and then subtract background</w:t>
+      </w:r>
+      <w:r>
+        <w:rPr>
+          <w:color w:val="0070C0"/>
+        </w:rPr>
+        <w:t>:</w:t>
+      </w:r>
+    </w:p>
+    <w:p>
+      <w:pPr>
+        <w:pStyle w:val="ListParagraph"/>
+        <w:numPr>
+          <w:ilvl w:val="3"/>
+          <w:numId w:val="1"/>
+        </w:numPr>
+        <w:rPr>
+          <w:color w:val="0070C0"/>
+        </w:rPr>
+      </w:pPr>
+      <w:r>
+        <w:rPr>
+          <w:color w:val="0070C0"/>
+        </w:rPr>
+        <w:t xml:space="preserve">Process </w:t>
+      </w:r>
+      <w:r>
         <w:sym w:font="Wingdings" w:char="F0E0"/>
       </w:r>
       <w:r>
         <w:rPr>
           <w:color w:val="0070C0"/>
         </w:rPr>
-        <w:t xml:space="preserve"> Duplicate…</w:t>
-      </w:r>
-      <w:r>
-        <w:rPr>
-          <w:color w:val="0070C0"/>
-        </w:rPr>
-        <w:t xml:space="preserve">  I duplicate the image at multiple steps so I don’t lose the previous image if I want to go back</w:t>
-      </w:r>
-    </w:p>
-    <w:p>
-      <w:pPr>
-        <w:numPr>
-          <w:ilvl w:val="1"/>
-          <w:numId w:val="1"/>
-        </w:numPr>
-      </w:pPr>
-      <w:r>
-        <w:t>Background subtraction--what does it do and when to use it</w:t>
-      </w:r>
-    </w:p>
-    <w:p>
-      <w:pPr>
-        <w:ind w:left="1440"/>
-        <w:rPr>
-          <w:color w:val="0070C0"/>
-        </w:rPr>
-      </w:pPr>
-      <w:r>
-        <w:rPr>
-          <w:color w:val="0070C0"/>
-        </w:rPr>
-        <w:t>Draw a square in a black area and measure both the red and the green channels</w:t>
-      </w:r>
-    </w:p>
-    <w:p>
-      <w:pPr>
-        <w:ind w:left="1440"/>
-        <w:rPr>
-          <w:color w:val="0070C0"/>
-        </w:rPr>
-      </w:pPr>
-      <w:r>
-        <w:rPr>
-          <w:color w:val="0070C0"/>
-        </w:rPr>
-        <w:t xml:space="preserve">Process </w:t>
-      </w:r>
-      <w:r>
-        <w:rPr>
-          <w:color w:val="0070C0"/>
-        </w:rPr>
+        <w:t xml:space="preserve"> Math </w:t>
+      </w:r>
+      <w:r>
         <w:sym w:font="Wingdings" w:char="F0E0"/>
       </w:r>
       <w:r>
         <w:rPr>
           <w:color w:val="0070C0"/>
         </w:rPr>
-        <w:t xml:space="preserve"> Math </w:t>
-      </w:r>
-      <w:r>
-        <w:rPr>
-          <w:color w:val="0070C0"/>
-        </w:rPr>
-        <w:sym w:font="Wingdings" w:char="F0E0"/>
-      </w:r>
-      <w:r>
-        <w:rPr>
-          <w:color w:val="0070C0"/>
-        </w:rPr>
-        <w:t xml:space="preserve"> Subtract… to subtract background value from each channel</w:t>
-      </w:r>
-    </w:p>
-    <w:p>
-      <w:pPr>
-        <w:ind w:left="1440"/>
+        <w:t xml:space="preserve"> Subtract… </w:t>
+      </w:r>
+    </w:p>
+    <w:p>
+      <w:pPr>
+        <w:pStyle w:val="ListParagraph"/>
+        <w:numPr>
+          <w:ilvl w:val="2"/>
+          <w:numId w:val="1"/>
+        </w:numPr>
         <w:rPr>
           <w:b/>
           <w:color w:val="0070C0"/>
@@ -882,6 +937,31 @@
     </w:p>
     <w:p>
       <w:pPr>
+        <w:pStyle w:val="ListParagraph"/>
+        <w:numPr>
+          <w:ilvl w:val="2"/>
+          <w:numId w:val="1"/>
+        </w:numPr>
+        <w:rPr>
+          <w:b/>
+          <w:color w:val="0070C0"/>
+        </w:rPr>
+      </w:pPr>
+      <w:r>
+        <w:rPr>
+          <w:color w:val="0070C0"/>
+        </w:rPr>
+        <w:t>Repeat</w:t>
+      </w:r>
+      <w:r>
+        <w:rPr>
+          <w:color w:val="0070C0"/>
+        </w:rPr>
+        <w:t xml:space="preserve"> for the other two channels</w:t>
+      </w:r>
+    </w:p>
+    <w:p>
+      <w:pPr>
         <w:numPr>
           <w:ilvl w:val="1"/>
           <w:numId w:val="1"/>
@@ -939,30 +1019,126 @@
     </w:p>
     <w:p>
       <w:pPr>
-        <w:ind w:left="1080" w:firstLine="360"/>
-        <w:rPr>
-          <w:color w:val="0070C0"/>
-        </w:rPr>
-      </w:pPr>
-      <w:r>
-        <w:rPr>
-          <w:color w:val="0070C0"/>
-        </w:rPr>
-        <w:t xml:space="preserve">   To measure nuclear tubulin, set ROI in DAPI channel, switch to tubulin channel and measure</w:t>
-      </w:r>
-    </w:p>
-    <w:p>
-      <w:pPr>
-        <w:ind w:left="1080" w:firstLine="360"/>
-        <w:rPr>
-          <w:color w:val="0070C0"/>
-        </w:rPr>
-      </w:pPr>
-      <w:r>
-        <w:rPr>
-          <w:color w:val="0070C0"/>
-        </w:rPr>
-        <w:t xml:space="preserve">   To measure actin at cell periphery, draw line and plot profile (Analyze </w:t>
+        <w:ind w:left="2160"/>
+        <w:rPr>
+          <w:color w:val="0070C0"/>
+        </w:rPr>
+      </w:pPr>
+      <w:r>
+        <w:rPr>
+          <w:color w:val="0070C0"/>
+        </w:rPr>
+        <w:t xml:space="preserve">To measure nuclear tubulin, </w:t>
+      </w:r>
+      <w:r>
+        <w:rPr>
+          <w:color w:val="0070C0"/>
+        </w:rPr>
+        <w:t>draw</w:t>
+      </w:r>
+      <w:r>
+        <w:rPr>
+          <w:color w:val="0070C0"/>
+        </w:rPr>
+        <w:t xml:space="preserve"> ROI</w:t>
+      </w:r>
+      <w:r>
+        <w:rPr>
+          <w:color w:val="0070C0"/>
+        </w:rPr>
+        <w:t xml:space="preserve"> by hand around a nucleus</w:t>
+      </w:r>
+      <w:r>
+        <w:rPr>
+          <w:color w:val="0070C0"/>
+        </w:rPr>
+        <w:t xml:space="preserve"> in DAPI channel, switch to tubulin </w:t>
+      </w:r>
+      <w:r>
+        <w:rPr>
+          <w:color w:val="0070C0"/>
+        </w:rPr>
+        <w:t xml:space="preserve">(green) </w:t>
+      </w:r>
+      <w:r>
+        <w:rPr>
+          <w:color w:val="0070C0"/>
+        </w:rPr>
+        <w:t>channel and measure</w:t>
+      </w:r>
+      <w:r>
+        <w:rPr>
+          <w:color w:val="0070C0"/>
+        </w:rPr>
+        <w:t xml:space="preserve"> (cmd + m)</w:t>
+      </w:r>
+    </w:p>
+    <w:p>
+      <w:pPr>
+        <w:ind w:left="2160"/>
+        <w:rPr>
+          <w:color w:val="0070C0"/>
+        </w:rPr>
+      </w:pPr>
+      <w:r>
+        <w:rPr>
+          <w:color w:val="0070C0"/>
+        </w:rPr>
+        <w:t>To measure actin at cell periphery, draw line</w:t>
+      </w:r>
+      <w:r>
+        <w:rPr>
+          <w:color w:val="0070C0"/>
+        </w:rPr>
+        <w:t xml:space="preserve"> using the</w:t>
+      </w:r>
+      <w:r>
+        <w:rPr>
+          <w:color w:val="0070C0"/>
+        </w:rPr>
+        <w:t xml:space="preserve"> freehan</w:t>
+      </w:r>
+      <w:r>
+        <w:rPr>
+          <w:color w:val="0070C0"/>
+        </w:rPr>
+        <w:t>d</w:t>
+      </w:r>
+      <w:r>
+        <w:rPr>
+          <w:color w:val="0070C0"/>
+        </w:rPr>
+        <w:t xml:space="preserve"> line or</w:t>
+      </w:r>
+      <w:r>
+        <w:rPr>
+          <w:color w:val="0070C0"/>
+        </w:rPr>
+        <w:t xml:space="preserve"> segmented line tool</w:t>
+      </w:r>
+      <w:r>
+        <w:rPr>
+          <w:color w:val="0070C0"/>
+        </w:rPr>
+        <w:t xml:space="preserve"> around the outside of the cell in the actin </w:t>
+      </w:r>
+      <w:r>
+        <w:rPr>
+          <w:color w:val="0070C0"/>
+        </w:rPr>
+        <w:t xml:space="preserve">(red) </w:t>
+      </w:r>
+      <w:r>
+        <w:rPr>
+          <w:color w:val="0070C0"/>
+        </w:rPr>
+        <w:t>channel</w:t>
+      </w:r>
+      <w:r>
+        <w:rPr>
+          <w:color w:val="0070C0"/>
+        </w:rPr>
+        <w:t xml:space="preserve"> and plot profile (Analyze </w:t>
       </w:r>
       <w:r>
         <w:rPr>
@@ -1035,6 +1211,9 @@
         <w:t>Segmentation</w:t>
       </w:r>
       <w:r>
+        <w:t xml:space="preserve"> with thresholding only</w:t>
+      </w:r>
+      <w:r>
         <w:t xml:space="preserve"> </w:t>
       </w:r>
       <w:r>
@@ -1065,27 +1244,540 @@
         <w:rPr>
           <w:color w:val="0070C0"/>
         </w:rPr>
+        <w:t xml:space="preserve"> </w:t>
+      </w:r>
+      <w:r>
+        <w:rPr>
+          <w:color w:val="0070C0"/>
+        </w:rPr>
+        <w:t>Fluorescent Cells</w:t>
+      </w:r>
+      <w:r>
+        <w:rPr>
+          <w:color w:val="0070C0"/>
+        </w:rPr>
+        <w:t xml:space="preserve"> </w:t>
+      </w:r>
+      <w:r>
+        <w:rPr>
+          <w:color w:val="0070C0"/>
+        </w:rPr>
+        <w:sym w:font="Wingdings" w:char="F0E0"/>
+      </w:r>
+      <w:r>
+        <w:rPr>
+          <w:color w:val="0070C0"/>
+        </w:rPr>
+        <w:t xml:space="preserve"> crop out words at the bottom</w:t>
+      </w:r>
+    </w:p>
+    <w:p>
+      <w:pPr>
+        <w:ind w:left="720"/>
+        <w:rPr>
+          <w:color w:val="0070C0"/>
+        </w:rPr>
+      </w:pPr>
+      <w:r>
+        <w:rPr>
+          <w:color w:val="0070C0"/>
+        </w:rPr>
+        <w:t>When you ask a program to automatically segment an image, what you’re really asking is for it to detect</w:t>
+      </w:r>
+      <w:r>
+        <w:rPr>
+          <w:color w:val="0070C0"/>
+        </w:rPr>
+        <w:t xml:space="preserve"> the boundaries of the objects (cells, tissues, etc.) of interest.  This is a binary process (inside/outside the boundary) so ImageJ uses a binary “mask” to perform this task. </w:t>
+      </w:r>
+    </w:p>
+    <w:p>
+      <w:pPr>
+        <w:numPr>
+          <w:ilvl w:val="1"/>
+          <w:numId w:val="1"/>
+        </w:numPr>
+        <w:rPr>
+          <w:color w:val="000000" w:themeColor="text1"/>
+        </w:rPr>
+      </w:pPr>
+      <w:r>
+        <w:t xml:space="preserve">Record actions </w:t>
+      </w:r>
+      <w:r>
+        <w:rPr>
+          <w:color w:val="4F81BD" w:themeColor="accent1"/>
+        </w:rPr>
+        <w:t xml:space="preserve"> Plugins </w:t>
+      </w:r>
+      <w:r>
+        <w:t xml:space="preserve"> </w:t>
+      </w:r>
+      <w:r>
+        <w:rPr>
+          <w:color w:val="0070C0"/>
+        </w:rPr>
+        <w:sym w:font="Wingdings" w:char="F0E0"/>
+      </w:r>
+      <w:r>
+        <w:rPr>
+          <w:color w:val="0070C0"/>
+        </w:rPr>
+        <w:t xml:space="preserve"> Macros </w:t>
+      </w:r>
+      <w:r>
+        <w:rPr>
+          <w:color w:val="0070C0"/>
+        </w:rPr>
+        <w:sym w:font="Wingdings" w:char="F0E0"/>
+      </w:r>
+      <w:r>
+        <w:rPr>
+          <w:color w:val="0070C0"/>
+        </w:rPr>
+        <w:t xml:space="preserve"> Record…</w:t>
+      </w:r>
+    </w:p>
+    <w:p>
+      <w:pPr>
+        <w:numPr>
+          <w:ilvl w:val="1"/>
+          <w:numId w:val="1"/>
+        </w:numPr>
+        <w:rPr>
+          <w:color w:val="000000" w:themeColor="text1"/>
+        </w:rPr>
+      </w:pPr>
+      <w:r>
+        <w:rPr>
+          <w:color w:val="000000" w:themeColor="text1"/>
+        </w:rPr>
+        <w:t>Duplicate image</w:t>
+      </w:r>
+    </w:p>
+    <w:p>
+      <w:pPr>
+        <w:numPr>
+          <w:ilvl w:val="1"/>
+          <w:numId w:val="1"/>
+        </w:numPr>
+        <w:rPr>
+          <w:color w:val="0070C0"/>
+        </w:rPr>
+      </w:pPr>
+      <w:r>
+        <w:rPr>
+          <w:color w:val="000000" w:themeColor="text1"/>
+        </w:rPr>
+        <w:t>Set threshold</w:t>
+      </w:r>
+      <w:r>
+        <w:rPr>
+          <w:color w:val="000000" w:themeColor="text1"/>
+        </w:rPr>
+        <w:t>*</w:t>
+      </w:r>
+      <w:r>
+        <w:rPr>
+          <w:color w:val="000000" w:themeColor="text1"/>
+        </w:rPr>
+        <w:t xml:space="preserve">  </w:t>
+      </w:r>
+      <w:r>
+        <w:rPr>
+          <w:color w:val="0070C0"/>
+        </w:rPr>
+        <w:t xml:space="preserve">Image </w:t>
+      </w:r>
+      <w:r>
+        <w:rPr>
+          <w:color w:val="0070C0"/>
+        </w:rPr>
+        <w:sym w:font="Wingdings" w:char="F0E0"/>
+      </w:r>
+      <w:r>
+        <w:rPr>
+          <w:color w:val="0070C0"/>
+        </w:rPr>
+        <w:t xml:space="preserve"> Adjust </w:t>
+      </w:r>
+      <w:r>
+        <w:rPr>
+          <w:color w:val="0070C0"/>
+        </w:rPr>
+        <w:sym w:font="Wingdings" w:char="F0E0"/>
+      </w:r>
+      <w:r>
+        <w:rPr>
+          <w:color w:val="0070C0"/>
+        </w:rPr>
+        <w:t xml:space="preserve"> Threshold…  Adjust slider, make sure “Dark Background” is checked, and click “Apply”</w:t>
+      </w:r>
+      <w:r>
+        <w:rPr>
+          <w:color w:val="0070C0"/>
+        </w:rPr>
+        <w:t xml:space="preserve">  </w:t>
+      </w:r>
+    </w:p>
+    <w:p>
+      <w:pPr>
+        <w:ind w:left="1440"/>
+        <w:rPr>
+          <w:color w:val="0070C0"/>
+        </w:rPr>
+      </w:pPr>
+      <w:r>
+        <w:rPr>
+          <w:b/>
+          <w:color w:val="0070C0"/>
+        </w:rPr>
+        <w:t>*</w:t>
+      </w:r>
+      <w:r>
+        <w:rPr>
+          <w:b/>
+          <w:color w:val="0070C0"/>
+        </w:rPr>
+        <w:t xml:space="preserve">Note:  </w:t>
+      </w:r>
+      <w:r>
+        <w:rPr>
+          <w:color w:val="0070C0"/>
+        </w:rPr>
+        <w:t xml:space="preserve">Threshold must be applied to </w:t>
+      </w:r>
+      <w:r>
+        <w:rPr>
+          <w:color w:val="0070C0"/>
+        </w:rPr>
+        <w:t>monochrome</w:t>
+      </w:r>
+      <w:r>
+        <w:rPr>
+          <w:color w:val="0070C0"/>
+        </w:rPr>
+        <w:t xml:space="preserve"> image</w:t>
+      </w:r>
+    </w:p>
+    <w:p>
+      <w:pPr>
+        <w:numPr>
+          <w:ilvl w:val="1"/>
+          <w:numId w:val="1"/>
+        </w:numPr>
+        <w:rPr>
+          <w:color w:val="0070C0"/>
+        </w:rPr>
+      </w:pPr>
+      <w:r>
+        <w:rPr>
+          <w:color w:val="000000" w:themeColor="text1"/>
+        </w:rPr>
+        <w:t xml:space="preserve">Create ROIs  </w:t>
+      </w:r>
+      <w:r>
+        <w:rPr>
+          <w:color w:val="0070C0"/>
+        </w:rPr>
+        <w:t xml:space="preserve">Analyze </w:t>
+      </w:r>
+      <w:r>
+        <w:rPr>
+          <w:color w:val="0070C0"/>
+        </w:rPr>
+        <w:sym w:font="Wingdings" w:char="F0E0"/>
+      </w:r>
+      <w:r>
+        <w:rPr>
+          <w:color w:val="0070C0"/>
+        </w:rPr>
+        <w:t xml:space="preserve"> Analyze Particles…</w:t>
+      </w:r>
+    </w:p>
+    <w:p>
+      <w:pPr>
+        <w:ind w:left="1440"/>
+        <w:rPr>
+          <w:color w:val="0070C0"/>
+        </w:rPr>
+      </w:pPr>
+      <w:r>
+        <w:rPr>
+          <w:bCs/>
+          <w:color w:val="0070C0"/>
+        </w:rPr>
+        <w:t>First, keep</w:t>
+      </w:r>
+      <w:r>
+        <w:rPr>
+          <w:bCs/>
+          <w:color w:val="0070C0"/>
+        </w:rPr>
+        <w:t xml:space="preserve"> size </w:t>
+      </w:r>
+      <w:r>
+        <w:rPr>
+          <w:bCs/>
+          <w:color w:val="0070C0"/>
+        </w:rPr>
+        <w:t>a</w:t>
+      </w:r>
+      <w:r>
+        <w:rPr>
+          <w:bCs/>
+          <w:color w:val="0070C0"/>
+        </w:rPr>
+        <w:t>s</w:t>
+      </w:r>
+      <w:r>
+        <w:rPr>
+          <w:color w:val="0070C0"/>
+        </w:rPr>
+        <w:t xml:space="preserve"> </w:t>
+      </w:r>
+      <w:r>
+        <w:rPr>
+          <w:color w:val="0070C0"/>
+        </w:rPr>
+        <w:t>0</w:t>
+      </w:r>
+      <w:r>
+        <w:rPr>
+          <w:color w:val="0070C0"/>
+        </w:rPr>
+        <w:t xml:space="preserve">–infinity; </w:t>
+      </w:r>
+      <w:r>
+        <w:rPr>
+          <w:b/>
+          <w:color w:val="0070C0"/>
+        </w:rPr>
+        <w:t>Display results</w:t>
+      </w:r>
+      <w:r>
+        <w:rPr>
+          <w:color w:val="0070C0"/>
+        </w:rPr>
+        <w:t xml:space="preserve"> and </w:t>
+      </w:r>
+      <w:r>
+        <w:rPr>
+          <w:b/>
+          <w:color w:val="0070C0"/>
+        </w:rPr>
+        <w:t>Add to Manager</w:t>
+      </w:r>
+      <w:r>
+        <w:rPr>
+          <w:color w:val="0070C0"/>
+        </w:rPr>
+        <w:t xml:space="preserve"> should be checked</w:t>
+      </w:r>
+    </w:p>
+    <w:p>
+      <w:pPr>
+        <w:ind w:left="1440"/>
+        <w:rPr>
+          <w:color w:val="0070C0"/>
+        </w:rPr>
+      </w:pPr>
+      <w:r>
+        <w:rPr>
+          <w:color w:val="0070C0"/>
+        </w:rPr>
+        <w:t>Duplicate the image</w:t>
+      </w:r>
+      <w:r>
+        <w:rPr>
+          <w:color w:val="0070C0"/>
+        </w:rPr>
+        <w:t xml:space="preserve"> and re</w:t>
+      </w:r>
+      <w:r>
+        <w:rPr>
+          <w:color w:val="0070C0"/>
+        </w:rPr>
+        <w:t xml:space="preserve">do with size as </w:t>
+      </w:r>
+      <w:r>
+        <w:rPr>
+          <w:color w:val="0070C0"/>
+        </w:rPr>
+        <w:t>50</w:t>
+      </w:r>
+      <w:r>
+        <w:rPr>
+          <w:color w:val="0070C0"/>
+        </w:rPr>
+        <w:t>–infinity</w:t>
+      </w:r>
+    </w:p>
+    <w:p>
+      <w:pPr>
+        <w:numPr>
+          <w:ilvl w:val="1"/>
+          <w:numId w:val="1"/>
+        </w:numPr>
+        <w:rPr>
+          <w:color w:val="000000" w:themeColor="text1"/>
+        </w:rPr>
+      </w:pPr>
+      <w:r>
+        <w:rPr>
+          <w:color w:val="000000" w:themeColor="text1"/>
+        </w:rPr>
+        <w:t xml:space="preserve">ROIs will show up in the ROI Manager.  </w:t>
+      </w:r>
+      <w:r>
+        <w:rPr>
+          <w:color w:val="4F81BD" w:themeColor="accent1"/>
+        </w:rPr>
+        <w:t>To apply them to the image, bring the original image to the foreground and then uncheck and recheck the Show All box in the ROI Manager window</w:t>
+      </w:r>
+      <w:r>
+        <w:rPr>
+          <w:color w:val="000000" w:themeColor="text1"/>
+        </w:rPr>
+        <w:t xml:space="preserve">  </w:t>
+      </w:r>
+    </w:p>
+    <w:p>
+      <w:pPr>
+        <w:numPr>
+          <w:ilvl w:val="1"/>
+          <w:numId w:val="1"/>
+        </w:numPr>
+        <w:rPr>
+          <w:color w:val="000000" w:themeColor="text1"/>
+        </w:rPr>
+      </w:pPr>
+      <w:r>
+        <w:rPr>
+          <w:color w:val="000000" w:themeColor="text1"/>
+        </w:rPr>
+        <w:t>Use ROIs to measure nuclear tubulin</w:t>
+      </w:r>
+      <w:r>
+        <w:rPr>
+          <w:color w:val="000000" w:themeColor="text1"/>
+        </w:rPr>
+        <w:t xml:space="preserve"> </w:t>
+      </w:r>
+      <w:r>
+        <w:rPr>
+          <w:color w:val="4F81BD" w:themeColor="accent1"/>
+        </w:rPr>
+        <w:t>Change to the tubulin channel and click measure in the ROI manager</w:t>
+      </w:r>
+    </w:p>
+    <w:p>
+      <w:pPr>
+        <w:numPr>
+          <w:ilvl w:val="1"/>
+          <w:numId w:val="1"/>
+        </w:numPr>
+        <w:rPr>
+          <w:color w:val="000000" w:themeColor="text1"/>
+        </w:rPr>
+      </w:pPr>
+      <w:r>
+        <w:t>Save all images</w:t>
+      </w:r>
+      <w:r>
+        <w:t xml:space="preserve"> and measurements</w:t>
+      </w:r>
+      <w:r>
+        <w:t xml:space="preserve"> in your Results folder</w:t>
+      </w:r>
+    </w:p>
+    <w:p>
+      <w:pPr>
+        <w:pStyle w:val="ListParagraph"/>
+        <w:numPr>
+          <w:ilvl w:val="1"/>
+          <w:numId w:val="1"/>
+        </w:numPr>
+      </w:pPr>
+      <w:r>
+        <w:t>Copy text from the Macro Recorder to a text file, add a header with date and notes, and save to your Code folder.</w:t>
+      </w:r>
+    </w:p>
+    <w:p>
+      <w:pPr>
+        <w:numPr>
+          <w:ilvl w:val="0"/>
+          <w:numId w:val="1"/>
+        </w:numPr>
+        <w:rPr>
+          <w:color w:val="000000" w:themeColor="text1"/>
+        </w:rPr>
+      </w:pPr>
+      <w:r>
+        <w:rPr>
+          <w:color w:val="000000" w:themeColor="text1"/>
+        </w:rPr>
+        <w:t>I</w:t>
+      </w:r>
+      <w:r>
+        <w:rPr>
+          <w:color w:val="000000" w:themeColor="text1"/>
+        </w:rPr>
+        <w:t>mage segmentation</w:t>
+      </w:r>
+      <w:r>
+        <w:rPr>
+          <w:color w:val="000000" w:themeColor="text1"/>
+        </w:rPr>
+        <w:t xml:space="preserve"> with thresholds, watershed and voronoi</w:t>
+      </w:r>
+      <w:r>
+        <w:rPr>
+          <w:color w:val="000000" w:themeColor="text1"/>
+        </w:rPr>
+        <w:t xml:space="preserve">: </w:t>
+      </w:r>
+      <w:r>
+        <w:rPr>
+          <w:color w:val="000000" w:themeColor="text1"/>
+        </w:rPr>
+        <w:t xml:space="preserve"> </w:t>
+      </w:r>
+      <w:r>
+        <w:rPr>
+          <w:color w:val="0070C0"/>
+        </w:rPr>
+        <w:t xml:space="preserve">File </w:t>
+      </w:r>
+      <w:r>
+        <w:rPr>
+          <w:color w:val="0070C0"/>
+        </w:rPr>
+        <w:sym w:font="Wingdings" w:char="F0E0"/>
+      </w:r>
+      <w:r>
+        <w:rPr>
+          <w:color w:val="0070C0"/>
+        </w:rPr>
+        <w:t xml:space="preserve"> Open Samples </w:t>
+      </w:r>
+      <w:r>
+        <w:rPr>
+          <w:color w:val="0070C0"/>
+        </w:rPr>
+        <w:sym w:font="Wingdings" w:char="F0E0"/>
+      </w:r>
+      <w:r>
+        <w:rPr>
+          <w:color w:val="0070C0"/>
+        </w:rPr>
         <w:t xml:space="preserve"> Blobs</w:t>
       </w:r>
-    </w:p>
-    <w:p>
-      <w:pPr>
-        <w:ind w:left="720"/>
-        <w:rPr>
-          <w:color w:val="0070C0"/>
-        </w:rPr>
-      </w:pPr>
-      <w:r>
-        <w:rPr>
-          <w:color w:val="0070C0"/>
-        </w:rPr>
-        <w:t>When you ask a program to automatically segment an image, what you’re really asking is for it to detect</w:t>
-      </w:r>
-      <w:r>
-        <w:rPr>
-          <w:color w:val="0070C0"/>
-        </w:rPr>
-        <w:t xml:space="preserve"> the boundaries of the objects (cells, tissues, etc.) of interest.  This is a binary process (inside/outside the boundary) so ImageJ uses a binary “mask” to perform this task. </w:t>
+      <w:r>
+        <w:rPr>
+          <w:color w:val="000000" w:themeColor="text1"/>
+        </w:rPr>
+        <w:t xml:space="preserve"> </w:t>
       </w:r>
     </w:p>
     <w:p>
@@ -1159,26 +1851,14 @@
           <w:numId w:val="1"/>
         </w:numPr>
         <w:rPr>
-          <w:color w:val="0070C0"/>
-        </w:rPr>
-      </w:pPr>
-      <w:r>
-        <w:rPr>
           <w:color w:val="000000" w:themeColor="text1"/>
         </w:rPr>
-        <w:t>Set threshold</w:t>
-      </w:r>
+      </w:pPr>
       <w:r>
         <w:rPr>
           <w:color w:val="000000" w:themeColor="text1"/>
         </w:rPr>
-        <w:t>*</w:t>
-      </w:r>
-      <w:r>
-        <w:rPr>
-          <w:color w:val="000000" w:themeColor="text1"/>
-        </w:rPr>
-        <w:t xml:space="preserve">  </w:t>
+        <w:t xml:space="preserve">Set threshold  </w:t>
       </w:r>
       <w:r>
         <w:rPr>
@@ -1208,523 +1888,257 @@
         <w:rPr>
           <w:color w:val="0070C0"/>
         </w:rPr>
-        <w:t xml:space="preserve"> Threshold…  Adjust slider, make sure “Dark Background” is unchecked, and click “Apply”</w:t>
-      </w:r>
-      <w:r>
-        <w:rPr>
-          <w:color w:val="0070C0"/>
-        </w:rPr>
-        <w:t xml:space="preserve">  </w:t>
-      </w:r>
-    </w:p>
-    <w:p>
-      <w:pPr>
-        <w:ind w:left="1440"/>
-        <w:rPr>
-          <w:color w:val="0070C0"/>
-        </w:rPr>
-      </w:pPr>
-      <w:r>
-        <w:rPr>
-          <w:b/>
-          <w:color w:val="0070C0"/>
-        </w:rPr>
-        <w:t>*</w:t>
-      </w:r>
-      <w:r>
-        <w:rPr>
-          <w:b/>
-          <w:color w:val="0070C0"/>
-        </w:rPr>
-        <w:t xml:space="preserve">Note:  </w:t>
-      </w:r>
-      <w:r>
-        <w:rPr>
-          <w:color w:val="0070C0"/>
-        </w:rPr>
-        <w:t xml:space="preserve">Threshold must be applied to an 8-bit </w:t>
-      </w:r>
-      <w:r>
-        <w:rPr>
-          <w:color w:val="0070C0"/>
-        </w:rPr>
-        <w:t>non-color image</w:t>
-      </w:r>
-    </w:p>
-    <w:p>
-      <w:pPr>
-        <w:numPr>
-          <w:ilvl w:val="1"/>
-          <w:numId w:val="1"/>
-        </w:numPr>
-        <w:rPr>
-          <w:color w:val="0070C0"/>
-        </w:rPr>
-      </w:pPr>
-      <w:r>
-        <w:rPr>
-          <w:color w:val="000000" w:themeColor="text1"/>
-        </w:rPr>
-        <w:t xml:space="preserve">Create ROIs  </w:t>
-      </w:r>
-      <w:r>
-        <w:rPr>
-          <w:color w:val="0070C0"/>
-        </w:rPr>
-        <w:t xml:space="preserve">Analyze </w:t>
-      </w:r>
-      <w:r>
-        <w:rPr>
-          <w:color w:val="0070C0"/>
-        </w:rPr>
-        <w:sym w:font="Wingdings" w:char="F0E0"/>
-      </w:r>
-      <w:r>
-        <w:rPr>
-          <w:color w:val="0070C0"/>
-        </w:rPr>
-        <w:t xml:space="preserve"> Analyze Particles…</w:t>
-      </w:r>
-    </w:p>
-    <w:p>
-      <w:pPr>
-        <w:ind w:left="1440"/>
-        <w:rPr>
-          <w:color w:val="0070C0"/>
-        </w:rPr>
-      </w:pPr>
-      <w:r>
-        <w:rPr>
-          <w:b/>
-          <w:color w:val="0070C0"/>
-        </w:rPr>
-        <w:t>Size</w:t>
-      </w:r>
-      <w:r>
-        <w:rPr>
-          <w:color w:val="0070C0"/>
-        </w:rPr>
-        <w:t xml:space="preserve"> should be some number &gt;25–infinity; </w:t>
-      </w:r>
-      <w:r>
-        <w:rPr>
-          <w:b/>
-          <w:color w:val="0070C0"/>
-        </w:rPr>
-        <w:t>Display results</w:t>
-      </w:r>
-      <w:r>
-        <w:rPr>
-          <w:color w:val="0070C0"/>
-        </w:rPr>
-        <w:t xml:space="preserve"> and </w:t>
-      </w:r>
-      <w:r>
-        <w:rPr>
-          <w:b/>
-          <w:color w:val="0070C0"/>
-        </w:rPr>
-        <w:t>Add to Manager</w:t>
-      </w:r>
-      <w:r>
-        <w:rPr>
-          <w:color w:val="0070C0"/>
-        </w:rPr>
-        <w:t xml:space="preserve"> should be checked</w:t>
-      </w:r>
-    </w:p>
-    <w:p>
-      <w:pPr>
-        <w:numPr>
-          <w:ilvl w:val="1"/>
-          <w:numId w:val="1"/>
-        </w:numPr>
-        <w:rPr>
-          <w:color w:val="000000" w:themeColor="text1"/>
-        </w:rPr>
-      </w:pPr>
-      <w:r>
-        <w:rPr>
-          <w:color w:val="000000" w:themeColor="text1"/>
-        </w:rPr>
-        <w:t xml:space="preserve">ROIs will show up in the ROI Manager.  </w:t>
-      </w:r>
-      <w:r>
-        <w:rPr>
-          <w:color w:val="4F81BD" w:themeColor="accent1"/>
-        </w:rPr>
-        <w:t>To apply them to the image, bring the original blobs image to the foreground and then uncheck and recheck the Show All box in the ROI Manager window</w:t>
-      </w:r>
-      <w:r>
-        <w:rPr>
-          <w:color w:val="000000" w:themeColor="text1"/>
-        </w:rPr>
-        <w:t xml:space="preserve">  </w:t>
-      </w:r>
-    </w:p>
-    <w:p>
-      <w:pPr>
-        <w:numPr>
-          <w:ilvl w:val="1"/>
-          <w:numId w:val="1"/>
-        </w:numPr>
-        <w:rPr>
-          <w:color w:val="000000" w:themeColor="text1"/>
-        </w:rPr>
-      </w:pPr>
-      <w:r>
-        <w:t>Save all images in your Results folder</w:t>
-      </w:r>
-    </w:p>
-    <w:p>
-      <w:pPr>
-        <w:pStyle w:val="ListParagraph"/>
-        <w:numPr>
-          <w:ilvl w:val="1"/>
-          <w:numId w:val="1"/>
-        </w:numPr>
-      </w:pPr>
-      <w:r>
-        <w:t>Copy text from the Macro Recorder to a text file, add a header with date and notes, and save to your Code folder.</w:t>
-      </w:r>
-    </w:p>
-    <w:p>
-      <w:pPr>
-        <w:numPr>
-          <w:ilvl w:val="0"/>
-          <w:numId w:val="1"/>
-        </w:numPr>
-        <w:rPr>
-          <w:color w:val="000000" w:themeColor="text1"/>
-        </w:rPr>
-      </w:pPr>
-      <w:r>
-        <w:rPr>
-          <w:b/>
-          <w:color w:val="000000" w:themeColor="text1"/>
-        </w:rPr>
-        <w:t>Exercise</w:t>
-      </w:r>
-      <w:r>
-        <w:rPr>
-          <w:b/>
-          <w:color w:val="000000" w:themeColor="text1"/>
-        </w:rPr>
-        <w:t xml:space="preserve"> 3</w:t>
-      </w:r>
-      <w:r>
-        <w:rPr>
-          <w:b/>
-          <w:color w:val="000000" w:themeColor="text1"/>
-        </w:rPr>
-        <w:t>:</w:t>
-      </w:r>
-      <w:r>
-        <w:rPr>
-          <w:color w:val="000000" w:themeColor="text1"/>
-        </w:rPr>
-        <w:t xml:space="preserve">  File </w:t>
-      </w:r>
-      <w:r>
-        <w:rPr>
-          <w:color w:val="000000" w:themeColor="text1"/>
-        </w:rPr>
-        <w:sym w:font="Wingdings" w:char="F0E0"/>
-      </w:r>
-      <w:r>
-        <w:rPr>
-          <w:color w:val="000000" w:themeColor="text1"/>
-        </w:rPr>
-        <w:t xml:space="preserve"> Open Samples </w:t>
-      </w:r>
-      <w:r>
-        <w:rPr>
-          <w:color w:val="000000" w:themeColor="text1"/>
-        </w:rPr>
-        <w:sym w:font="Wingdings" w:char="F0E0"/>
-      </w:r>
-      <w:r>
-        <w:rPr>
-          <w:color w:val="000000" w:themeColor="text1"/>
-        </w:rPr>
-        <w:t xml:space="preserve"> Neuron</w:t>
-      </w:r>
-    </w:p>
-    <w:p>
-      <w:pPr>
-        <w:ind w:left="720"/>
-        <w:rPr>
-          <w:color w:val="000000" w:themeColor="text1"/>
-        </w:rPr>
-      </w:pPr>
-      <w:r>
-        <w:rPr>
-          <w:color w:val="000000" w:themeColor="text1"/>
-        </w:rPr>
-        <w:t xml:space="preserve">Use automatic segmentation to measure the value of the </w:t>
-      </w:r>
-      <w:r>
-        <w:rPr>
-          <w:color w:val="000000" w:themeColor="text1"/>
-        </w:rPr>
-        <w:t xml:space="preserve">nuclear </w:t>
-      </w:r>
-      <w:r>
-        <w:rPr>
-          <w:color w:val="000000" w:themeColor="text1"/>
-        </w:rPr>
-        <w:t xml:space="preserve">signal in </w:t>
-      </w:r>
-      <w:r>
-        <w:rPr>
-          <w:color w:val="000000" w:themeColor="text1"/>
-        </w:rPr>
-        <w:t>another channel</w:t>
-      </w:r>
-    </w:p>
-    <w:p>
-      <w:pPr>
-        <w:numPr>
-          <w:ilvl w:val="1"/>
-          <w:numId w:val="1"/>
-        </w:numPr>
-        <w:rPr>
-          <w:color w:val="000000" w:themeColor="text1"/>
-        </w:rPr>
-      </w:pPr>
-      <w:r>
-        <w:rPr>
-          <w:color w:val="000000" w:themeColor="text1"/>
-        </w:rPr>
-        <w:t>Duplicate</w:t>
-      </w:r>
-    </w:p>
-    <w:p>
-      <w:pPr>
-        <w:numPr>
-          <w:ilvl w:val="1"/>
-          <w:numId w:val="1"/>
-        </w:numPr>
-        <w:rPr>
-          <w:color w:val="000000" w:themeColor="text1"/>
-        </w:rPr>
-      </w:pPr>
-      <w:r>
-        <w:rPr>
-          <w:color w:val="000000" w:themeColor="text1"/>
-        </w:rPr>
-        <w:t>Split Image</w:t>
-      </w:r>
-    </w:p>
-    <w:p>
-      <w:pPr>
-        <w:numPr>
-          <w:ilvl w:val="1"/>
-          <w:numId w:val="1"/>
-        </w:numPr>
-        <w:rPr>
-          <w:color w:val="000000" w:themeColor="text1"/>
-        </w:rPr>
-      </w:pPr>
-      <w:r>
-        <w:rPr>
-          <w:color w:val="000000" w:themeColor="text1"/>
-        </w:rPr>
-        <w:t>Use Channel 4 to make a mask</w:t>
-      </w:r>
-    </w:p>
-    <w:p>
-      <w:pPr>
-        <w:numPr>
-          <w:ilvl w:val="1"/>
-          <w:numId w:val="1"/>
-        </w:numPr>
-        <w:rPr>
-          <w:color w:val="000000" w:themeColor="text1"/>
-        </w:rPr>
-      </w:pPr>
-      <w:r>
-        <w:rPr>
-          <w:color w:val="000000" w:themeColor="text1"/>
-        </w:rPr>
-        <w:t>Analyze particles to generate ROIs</w:t>
-      </w:r>
-      <w:r>
-        <w:rPr>
-          <w:color w:val="000000" w:themeColor="text1"/>
-        </w:rPr>
-        <w:t xml:space="preserve">  </w:t>
-      </w:r>
-      <w:r>
-        <w:rPr>
-          <w:color w:val="4F81BD" w:themeColor="accent1"/>
-        </w:rPr>
-        <w:t>Set the size to 2-infinity to exclude the small dots</w:t>
-      </w:r>
-    </w:p>
-    <w:p>
-      <w:pPr>
-        <w:numPr>
-          <w:ilvl w:val="1"/>
-          <w:numId w:val="1"/>
-        </w:numPr>
-        <w:rPr>
-          <w:color w:val="000000" w:themeColor="text1"/>
-        </w:rPr>
-      </w:pPr>
-      <w:r>
-        <w:rPr>
-          <w:color w:val="000000" w:themeColor="text1"/>
-        </w:rPr>
-        <w:t xml:space="preserve">Bring Channel 1 into the foreground and change its LUT to greys </w:t>
-      </w:r>
-      <w:r>
-        <w:rPr>
-          <w:color w:val="4F81BD" w:themeColor="accent1"/>
-        </w:rPr>
-        <w:t xml:space="preserve">Image </w:t>
-      </w:r>
-      <w:r>
-        <w:rPr>
-          <w:color w:val="4F81BD" w:themeColor="accent1"/>
-        </w:rPr>
-        <w:sym w:font="Wingdings" w:char="F0E0"/>
-      </w:r>
-      <w:r>
-        <w:rPr>
-          <w:color w:val="4F81BD" w:themeColor="accent1"/>
-        </w:rPr>
-        <w:t xml:space="preserve"> Lookup Tables </w:t>
-      </w:r>
-      <w:r>
-        <w:rPr>
-          <w:color w:val="4F81BD" w:themeColor="accent1"/>
-        </w:rPr>
-        <w:sym w:font="Wingdings" w:char="F0E0"/>
-      </w:r>
-      <w:r>
-        <w:rPr>
-          <w:color w:val="4F81BD" w:themeColor="accent1"/>
-        </w:rPr>
-        <w:t xml:space="preserve"> greys</w:t>
-      </w:r>
-    </w:p>
-    <w:p>
-      <w:pPr>
-        <w:numPr>
-          <w:ilvl w:val="1"/>
-          <w:numId w:val="1"/>
-        </w:numPr>
-        <w:rPr>
-          <w:color w:val="000000" w:themeColor="text1"/>
-        </w:rPr>
-      </w:pPr>
-      <w:r>
-        <w:rPr>
-          <w:color w:val="000000" w:themeColor="text1"/>
-        </w:rPr>
-        <w:t>Subtract background from Channel 1</w:t>
-      </w:r>
-      <w:r>
-        <w:rPr>
-          <w:color w:val="000000" w:themeColor="text1"/>
-        </w:rPr>
-        <w:t xml:space="preserve"> </w:t>
-      </w:r>
-      <w:r>
-        <w:rPr>
-          <w:color w:val="4F81BD" w:themeColor="accent1"/>
-        </w:rPr>
-        <w:t>I got a mean value of 627 in my rectangle.  This subtracts a lot of signal!  But it is probably appropriate.</w:t>
-      </w:r>
-    </w:p>
-    <w:p>
-      <w:pPr>
-        <w:numPr>
-          <w:ilvl w:val="1"/>
-          <w:numId w:val="1"/>
-        </w:numPr>
-        <w:rPr>
-          <w:color w:val="000000" w:themeColor="text1"/>
-        </w:rPr>
-      </w:pPr>
-      <w:r>
-        <w:rPr>
-          <w:color w:val="000000" w:themeColor="text1"/>
-        </w:rPr>
-        <w:t>Use ROI manager to measure signal in Channel 1</w:t>
-      </w:r>
-    </w:p>
-    <w:p>
-      <w:pPr>
-        <w:numPr>
-          <w:ilvl w:val="0"/>
-          <w:numId w:val="1"/>
-        </w:numPr>
-        <w:rPr>
-          <w:color w:val="000000" w:themeColor="text1"/>
-        </w:rPr>
-      </w:pPr>
-      <w:r>
-        <w:rPr>
-          <w:color w:val="000000" w:themeColor="text1"/>
-        </w:rPr>
-        <w:t xml:space="preserve">Further exploration:  Voronoi, </w:t>
-      </w:r>
-      <w:r>
-        <w:rPr>
-          <w:color w:val="000000" w:themeColor="text1"/>
-        </w:rPr>
-        <w:t xml:space="preserve">Watershed  </w:t>
-      </w:r>
-      <w:r>
-        <w:rPr>
-          <w:color w:val="4F81BD" w:themeColor="accent1"/>
-        </w:rPr>
-        <w:t xml:space="preserve">You can see what these do by making a mask of the Blobs image and then selecting them under Process </w:t>
-      </w:r>
-      <w:r>
-        <w:rPr>
-          <w:color w:val="4F81BD" w:themeColor="accent1"/>
-        </w:rPr>
-        <w:sym w:font="Wingdings" w:char="F0E0"/>
-      </w:r>
-      <w:r>
-        <w:rPr>
-          <w:color w:val="4F81BD" w:themeColor="accent1"/>
-        </w:rPr>
-        <w:t xml:space="preserve"> Binary</w:t>
-      </w:r>
-      <w:r>
-        <w:rPr>
-          <w:color w:val="000000" w:themeColor="text1"/>
-        </w:rPr>
-        <w:t xml:space="preserve"> </w:t>
-      </w:r>
-    </w:p>
-    <w:p/>
-    <w:p/>
-    <w:p>
-      <w:pPr>
+        <w:t xml:space="preserve"> Threshold…  Adjust slider, make sure “Dark Background” is </w:t>
+      </w:r>
+      <w:r>
         <w:rPr>
           <w:b/>
           <w:bCs/>
-        </w:rPr>
-      </w:pPr>
+          <w:color w:val="0070C0"/>
+        </w:rPr>
+        <w:t>un</w:t>
+      </w:r>
       <w:r>
         <w:rPr>
           <w:b/>
           <w:bCs/>
-        </w:rPr>
-        <w:br w:type="page"/>
-      </w:r>
-    </w:p>
-    <w:p>
-      <w:r>
+          <w:color w:val="0070C0"/>
+        </w:rPr>
+        <w:t>checked</w:t>
+      </w:r>
+      <w:r>
+        <w:rPr>
+          <w:color w:val="0070C0"/>
+        </w:rPr>
+        <w:t>, and click “Apply”</w:t>
+      </w:r>
+    </w:p>
+    <w:p>
+      <w:pPr>
+        <w:numPr>
+          <w:ilvl w:val="1"/>
+          <w:numId w:val="1"/>
+        </w:numPr>
+        <w:rPr>
+          <w:color w:val="000000" w:themeColor="text1"/>
+        </w:rPr>
+      </w:pPr>
+      <w:r>
+        <w:rPr>
+          <w:color w:val="000000" w:themeColor="text1"/>
+        </w:rPr>
+        <w:t>Use w</w:t>
+      </w:r>
+      <w:r>
+        <w:rPr>
+          <w:color w:val="000000" w:themeColor="text1"/>
+        </w:rPr>
+        <w:t>atershed</w:t>
+      </w:r>
+      <w:r>
+        <w:rPr>
+          <w:color w:val="000000" w:themeColor="text1"/>
+        </w:rPr>
+        <w:t xml:space="preserve"> to split touching objects:</w:t>
+      </w:r>
+      <w:r>
+        <w:rPr>
+          <w:color w:val="000000" w:themeColor="text1"/>
+        </w:rPr>
+        <w:t xml:space="preserve">  </w:t>
+      </w:r>
+      <w:r>
+        <w:rPr>
+          <w:color w:val="4F81BD" w:themeColor="accent1"/>
+        </w:rPr>
+        <w:t xml:space="preserve">Process </w:t>
+      </w:r>
+      <w:r>
+        <w:rPr>
+          <w:color w:val="4F81BD" w:themeColor="accent1"/>
+        </w:rPr>
+        <w:sym w:font="Wingdings" w:char="F0E0"/>
+      </w:r>
+      <w:r>
+        <w:rPr>
+          <w:color w:val="4F81BD" w:themeColor="accent1"/>
+        </w:rPr>
+        <w:t xml:space="preserve"> Binary</w:t>
+      </w:r>
+      <w:r>
+        <w:rPr>
+          <w:color w:val="4F81BD" w:themeColor="accent1"/>
+        </w:rPr>
+        <w:t xml:space="preserve"> </w:t>
+      </w:r>
+      <w:r>
+        <w:rPr>
+          <w:color w:val="4F81BD" w:themeColor="accent1"/>
+        </w:rPr>
+        <w:sym w:font="Wingdings" w:char="F0E0"/>
+      </w:r>
+      <w:r>
+        <w:rPr>
+          <w:color w:val="4F81BD" w:themeColor="accent1"/>
+        </w:rPr>
+        <w:t xml:space="preserve"> Watershed</w:t>
+      </w:r>
+    </w:p>
+    <w:p>
+      <w:pPr>
+        <w:numPr>
+          <w:ilvl w:val="1"/>
+          <w:numId w:val="1"/>
+        </w:numPr>
+        <w:rPr>
+          <w:color w:val="000000" w:themeColor="text1"/>
+        </w:rPr>
+      </w:pPr>
+      <w:r>
+        <w:rPr>
+          <w:color w:val="000000" w:themeColor="text1"/>
+        </w:rPr>
+        <w:t>Use Voronoi to</w:t>
+      </w:r>
+      <w:r>
+        <w:rPr>
+          <w:color w:val="000000" w:themeColor="text1"/>
+        </w:rPr>
+        <w:t xml:space="preserve"> find boundaries between objects:  </w:t>
+      </w:r>
+      <w:r>
+        <w:rPr>
+          <w:color w:val="000000" w:themeColor="text1"/>
+        </w:rPr>
+        <w:t xml:space="preserve"> </w:t>
+      </w:r>
+      <w:r>
+        <w:rPr>
+          <w:color w:val="4F81BD" w:themeColor="accent1"/>
+        </w:rPr>
+        <w:t xml:space="preserve">Process </w:t>
+      </w:r>
+      <w:r>
+        <w:rPr>
+          <w:color w:val="4F81BD" w:themeColor="accent1"/>
+        </w:rPr>
+        <w:sym w:font="Wingdings" w:char="F0E0"/>
+      </w:r>
+      <w:r>
+        <w:rPr>
+          <w:color w:val="4F81BD" w:themeColor="accent1"/>
+        </w:rPr>
+        <w:t xml:space="preserve"> Binary </w:t>
+      </w:r>
+      <w:r>
+        <w:rPr>
+          <w:color w:val="4F81BD" w:themeColor="accent1"/>
+        </w:rPr>
+        <w:sym w:font="Wingdings" w:char="F0E0"/>
+      </w:r>
+      <w:r>
+        <w:rPr>
+          <w:color w:val="4F81BD" w:themeColor="accent1"/>
+        </w:rPr>
+        <w:t xml:space="preserve"> Watershed</w:t>
+      </w:r>
+    </w:p>
+    <w:p>
+      <w:pPr>
+        <w:numPr>
+          <w:ilvl w:val="1"/>
+          <w:numId w:val="1"/>
+        </w:numPr>
+        <w:rPr>
+          <w:color w:val="000000" w:themeColor="text1"/>
+        </w:rPr>
+      </w:pPr>
+      <w:r>
+        <w:rPr>
+          <w:color w:val="000000" w:themeColor="text1"/>
+        </w:rPr>
+        <w:t xml:space="preserve">Combine boundaries with original image:  </w:t>
+      </w:r>
+      <w:r>
+        <w:rPr>
+          <w:color w:val="4F81BD" w:themeColor="accent1"/>
+        </w:rPr>
+        <w:t>Image</w:t>
+      </w:r>
+      <w:r>
+        <w:rPr>
+          <w:color w:val="4F81BD" w:themeColor="accent1"/>
+        </w:rPr>
+        <w:t xml:space="preserve"> </w:t>
+      </w:r>
+      <w:r>
+        <w:rPr>
+          <w:color w:val="4F81BD" w:themeColor="accent1"/>
+        </w:rPr>
+        <w:sym w:font="Wingdings" w:char="F0E0"/>
+      </w:r>
+      <w:r>
+        <w:rPr>
+          <w:color w:val="4F81BD" w:themeColor="accent1"/>
+        </w:rPr>
+        <w:t xml:space="preserve"> </w:t>
+      </w:r>
+      <w:r>
+        <w:rPr>
+          <w:color w:val="4F81BD" w:themeColor="accent1"/>
+        </w:rPr>
+        <w:t>Color</w:t>
+      </w:r>
+      <w:r>
+        <w:rPr>
+          <w:color w:val="4F81BD" w:themeColor="accent1"/>
+        </w:rPr>
+        <w:t xml:space="preserve"> </w:t>
+      </w:r>
+      <w:r>
+        <w:rPr>
+          <w:color w:val="4F81BD" w:themeColor="accent1"/>
+        </w:rPr>
+        <w:sym w:font="Wingdings" w:char="F0E0"/>
+      </w:r>
+      <w:r>
+        <w:rPr>
+          <w:color w:val="4F81BD" w:themeColor="accent1"/>
+        </w:rPr>
+        <w:t xml:space="preserve"> </w:t>
+      </w:r>
+      <w:r>
+        <w:rPr>
+          <w:color w:val="4F81BD" w:themeColor="accent1"/>
+        </w:rPr>
+        <w:t>Merge channels</w:t>
+      </w:r>
+      <w:r>
+        <w:rPr>
+          <w:color w:val="4F81BD" w:themeColor="accent1"/>
+        </w:rPr>
+        <w:t>…</w:t>
+      </w:r>
+    </w:p>
+    <w:p>
+      <w:pPr>
         <w:rPr>
           <w:b/>
           <w:bCs/>
         </w:rPr>
+      </w:pPr>
+      <w:r>
+        <w:rPr>
+          <w:b/>
+          <w:bCs/>
+        </w:rPr>
+        <w:br w:type="page"/>
+      </w:r>
+      <w:r>
+        <w:rPr>
+          <w:b/>
+          <w:bCs/>
+        </w:rPr>
         <w:lastRenderedPageBreak/>
         <w:t>Module 2:  Trainable Weka Image Segmentation</w:t>
       </w:r>
@@ -1740,13 +2154,22 @@
         <w:ind w:left="720"/>
       </w:pPr>
       <w:r>
-        <w:t xml:space="preserve">Download </w:t>
-      </w:r>
-      <w:r>
-        <w:t xml:space="preserve"> “Day1_control.</w:t>
-      </w:r>
-      <w:r>
-        <w:t>jpg from the Box folder (link above)</w:t>
+        <w:t>Open</w:t>
+      </w:r>
+      <w:r>
+        <w:t xml:space="preserve"> </w:t>
+      </w:r>
+      <w:r>
+        <w:t xml:space="preserve"> “</w:t>
+      </w:r>
+      <w:r>
+        <w:t>Day1_control.jpg</w:t>
+      </w:r>
+      <w:r>
+        <w:t>”</w:t>
+      </w:r>
+      <w:r>
+        <w:t xml:space="preserve"> from the Box folder (link above)</w:t>
       </w:r>
     </w:p>
     <w:p>
@@ -1918,13 +2341,7 @@
         <w:rPr>
           <w:color w:val="000000" w:themeColor="text1"/>
         </w:rPr>
-        <w:t xml:space="preserve">Use the lasso tool to draw some outlines around the background.  Select regions in different places to capture the range of backgrounds (e.g. along the edge, near the edge, near the center).  Click “Add to class 2” after drawing each outline.  When you are done, it should look like </w:t>
-      </w:r>
-      <w:r>
-        <w:rPr>
-          <w:color w:val="000000" w:themeColor="text1"/>
-        </w:rPr>
-        <w:t>the image in Figure 1.</w:t>
+        <w:t>Use the lasso tool to draw some outlines around the background.  Select regions in different places to capture the range of backgrounds (e.g. along the edge, near the edge, near the center).  Click “Add to class 2” after drawing each outline.  When you are done, it should look like the image in Figure 1.</w:t>
       </w:r>
     </w:p>
     <w:p>
@@ -1942,7 +2359,7 @@
         <mc:AlternateContent>
           <mc:Choice Requires="wps">
             <w:drawing>
-              <wp:anchor distT="0" distB="0" distL="114300" distR="114300" simplePos="0" relativeHeight="251662336" behindDoc="0" locked="0" layoutInCell="1" allowOverlap="1" wp14:anchorId="797D271B" wp14:editId="5AAAFA18">
+              <wp:anchor distT="0" distB="0" distL="114300" distR="114300" simplePos="0" relativeHeight="251662336" behindDoc="0" locked="0" layoutInCell="1" allowOverlap="1" wp14:anchorId="43F93B74" wp14:editId="4B6AAFA0">
                 <wp:simplePos x="0" y="0"/>
                 <wp:positionH relativeFrom="column">
                   <wp:posOffset>4274820</wp:posOffset>
@@ -2011,7 +2428,7 @@
           </mc:Choice>
           <mc:Fallback>
             <w:pict>
-              <v:shapetype w14:anchorId="797D271B" id="_x0000_t202" coordsize="21600,21600" o:spt="202" path="m,l,21600r21600,l21600,xe">
+              <v:shapetype w14:anchorId="43F93B74" id="_x0000_t202" coordsize="21600,21600" o:spt="202" path="m,l,21600r21600,l21600,xe">
                 <v:stroke joinstyle="miter"/>
                 <v:path gradientshapeok="t" o:connecttype="rect"/>
               </v:shapetype>
@@ -2046,7 +2463,7 @@
         <mc:AlternateContent>
           <mc:Choice Requires="wps">
             <w:drawing>
-              <wp:anchor distT="0" distB="0" distL="114300" distR="114300" simplePos="0" relativeHeight="251660288" behindDoc="0" locked="0" layoutInCell="1" allowOverlap="1" wp14:anchorId="6DB1861E" wp14:editId="59865FAF">
+              <wp:anchor distT="0" distB="0" distL="114300" distR="114300" simplePos="0" relativeHeight="251661312" behindDoc="0" locked="0" layoutInCell="1" allowOverlap="1" wp14:anchorId="56E068D6" wp14:editId="7A22C02A">
                 <wp:simplePos x="0" y="0"/>
                 <wp:positionH relativeFrom="column">
                   <wp:posOffset>522514</wp:posOffset>
@@ -2115,7 +2532,7 @@
           </mc:Choice>
           <mc:Fallback>
             <w:pict>
-              <v:shape w14:anchorId="6DB1861E" id="Text Box 5" o:spid="_x0000_s1027" type="#_x0000_t202" style="position:absolute;left:0;text-align:left;margin-left:41.15pt;margin-top:2.15pt;width:60.45pt;height:21.2pt;z-index:251660288;visibility:visible;mso-wrap-style:square;mso-width-percent:0;mso-height-percent:0;mso-wrap-distance-left:9pt;mso-wrap-distance-top:0;mso-wrap-distance-right:9pt;mso-wrap-distance-bottom:0;mso-position-horizontal:absolute;mso-position-horizontal-relative:text;mso-position-vertical:absolute;mso-position-vertical-relative:text;mso-width-percent:0;mso-height-percent:0;mso-width-relative:margin;mso-height-relative:margin;v-text-anchor:top" o:gfxdata="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" fillcolor="white [3201]" stroked="f" strokeweight=".5pt">
+              <v:shape w14:anchorId="56E068D6" id="Text Box 5" o:spid="_x0000_s1027" type="#_x0000_t202" style="position:absolute;left:0;text-align:left;margin-left:41.15pt;margin-top:2.15pt;width:60.45pt;height:21.2pt;z-index:251661312;visibility:visible;mso-wrap-style:square;mso-width-percent:0;mso-height-percent:0;mso-wrap-distance-left:9pt;mso-wrap-distance-top:0;mso-wrap-distance-right:9pt;mso-wrap-distance-bottom:0;mso-position-horizontal:absolute;mso-position-horizontal-relative:text;mso-position-vertical:absolute;mso-position-vertical-relative:text;mso-width-percent:0;mso-height-percent:0;mso-width-relative:margin;mso-height-relative:margin;v-text-anchor:top" o:gfxdata="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" fillcolor="white [3201]" stroked="f" strokeweight=".5pt">
                 <v:textbox>
                   <w:txbxContent>
                     <w:p>
@@ -2152,7 +2569,7 @@
           <w:color w:val="000000" w:themeColor="text1"/>
         </w:rPr>
         <w:drawing>
-          <wp:anchor distT="0" distB="0" distL="114300" distR="114300" simplePos="0" relativeHeight="251659264" behindDoc="0" locked="0" layoutInCell="1" allowOverlap="1" wp14:anchorId="0EB9CE64" wp14:editId="62746D97">
+          <wp:anchor distT="0" distB="0" distL="114300" distR="114300" simplePos="0" relativeHeight="251660288" behindDoc="0" locked="0" layoutInCell="1" allowOverlap="1" wp14:anchorId="22331713" wp14:editId="6013070C">
             <wp:simplePos x="0" y="0"/>
             <wp:positionH relativeFrom="column">
               <wp:posOffset>457200</wp:posOffset>
@@ -2163,7 +2580,7 @@
             <wp:extent cx="2930525" cy="2115820"/>
             <wp:effectExtent l="0" t="0" r="3175" b="5080"/>
             <wp:wrapSquare wrapText="bothSides"/>
-            <wp:docPr id="4" name="Picture 4"/>
+            <wp:docPr id="4" name="Picture 4" descr="A screenshot of a computer screen&#10;&#10;AI-generated content may be incorrect."/>
             <wp:cNvGraphicFramePr>
               <a:graphicFrameLocks xmlns:a="http://schemas.openxmlformats.org/drawingml/2006/main" noChangeAspect="1"/>
             </wp:cNvGraphicFramePr>
@@ -2171,11 +2588,11 @@
               <a:graphicData uri="http://schemas.openxmlformats.org/drawingml/2006/picture">
                 <pic:pic xmlns:pic="http://schemas.openxmlformats.org/drawingml/2006/picture">
                   <pic:nvPicPr>
-                    <pic:cNvPr id="4" name="Picture 4"/>
+                    <pic:cNvPr id="4" name="Picture 4" descr="A screenshot of a computer screen&#10;&#10;AI-generated content may be incorrect."/>
                     <pic:cNvPicPr/>
                   </pic:nvPicPr>
                   <pic:blipFill>
-                    <a:blip r:embed="rId7" cstate="print">
+                    <a:blip r:embed="rId8" cstate="print">
                       <a:extLst>
                         <a:ext uri="{28A0092B-C50C-407E-A947-70E740481C1C}">
                           <a14:useLocalDpi xmlns:a14="http://schemas.microsoft.com/office/drawing/2010/main" val="0"/>
@@ -2212,7 +2629,7 @@
           <w:noProof/>
         </w:rPr>
         <w:drawing>
-          <wp:anchor distT="0" distB="0" distL="114300" distR="114300" simplePos="0" relativeHeight="251658240" behindDoc="0" locked="0" layoutInCell="1" allowOverlap="1" wp14:anchorId="03BFF8FC" wp14:editId="212EA877">
+          <wp:anchor distT="0" distB="0" distL="114300" distR="114300" simplePos="0" relativeHeight="251659264" behindDoc="0" locked="0" layoutInCell="1" allowOverlap="1" wp14:anchorId="7F0AC792" wp14:editId="5502420E">
             <wp:simplePos x="0" y="0"/>
             <wp:positionH relativeFrom="column">
               <wp:posOffset>4276997</wp:posOffset>
@@ -2223,7 +2640,7 @@
             <wp:extent cx="2080895" cy="2080895"/>
             <wp:effectExtent l="0" t="0" r="1905" b="1905"/>
             <wp:wrapSquare wrapText="bothSides"/>
-            <wp:docPr id="8" name="Picture 7">
+            <wp:docPr id="8" name="Picture 7" descr="A close-up of a microscope&#10;&#10;AI-generated content may be incorrect.">
               <a:extLst xmlns:a="http://schemas.openxmlformats.org/drawingml/2006/main">
                 <a:ext uri="{FF2B5EF4-FFF2-40B4-BE49-F238E27FC236}">
                   <a16:creationId xmlns:a16="http://schemas.microsoft.com/office/drawing/2014/main" id="{DEE6386F-711A-746C-6E22-8E41D85B93F8}"/>
@@ -2237,7 +2654,7 @@
               <a:graphicData uri="http://schemas.openxmlformats.org/drawingml/2006/picture">
                 <pic:pic xmlns:pic="http://schemas.openxmlformats.org/drawingml/2006/picture">
                   <pic:nvPicPr>
-                    <pic:cNvPr id="8" name="Picture 7">
+                    <pic:cNvPr id="8" name="Picture 7" descr="A close-up of a microscope&#10;&#10;AI-generated content may be incorrect.">
                       <a:extLst>
                         <a:ext uri="{FF2B5EF4-FFF2-40B4-BE49-F238E27FC236}">
                           <a16:creationId xmlns:a16="http://schemas.microsoft.com/office/drawing/2014/main" id="{DEE6386F-711A-746C-6E22-8E41D85B93F8}"/>
@@ -2249,7 +2666,7 @@
                     </pic:cNvPicPr>
                   </pic:nvPicPr>
                   <pic:blipFill>
-                    <a:blip r:embed="rId8" cstate="print">
+                    <a:blip r:embed="rId9" cstate="print">
                       <a:extLst>
                         <a:ext uri="{28A0092B-C50C-407E-A947-70E740481C1C}">
                           <a14:useLocalDpi xmlns:a14="http://schemas.microsoft.com/office/drawing/2010/main" val="0"/>
@@ -2775,22 +3192,29 @@
           <w:b/>
           <w:bCs/>
         </w:rPr>
-        <w:t>Module 3:  Cell Profiler</w:t>
-      </w:r>
-    </w:p>
-    <w:p>
-      <w:pPr>
+        <w:t xml:space="preserve">[Optional] </w:t>
+      </w:r>
+      <w:r>
         <w:rPr>
           <w:b/>
           <w:bCs/>
         </w:rPr>
+        <w:t>Module 3:  Cell Profiler</w:t>
+      </w:r>
+    </w:p>
+    <w:p>
+      <w:pPr>
+        <w:rPr>
+          <w:b/>
+          <w:bCs/>
+        </w:rPr>
       </w:pPr>
     </w:p>
     <w:p>
       <w:r>
         <w:t xml:space="preserve">For this module, you will need to download Cell Profiler from here:  </w:t>
       </w:r>
-      <w:hyperlink r:id="rId9" w:history="1">
+      <w:hyperlink r:id="rId10" w:history="1">
         <w:r>
           <w:rPr>
             <w:rStyle w:val="Hyperlink"/>
@@ -3187,121 +3611,6 @@
     </w:p>
     <w:p/>
     <w:p/>
-    <w:p/>
-    <w:p/>
-    <w:p>
-      <w:pPr>
-        <w:rPr>
-          <w:b/>
-          <w:bCs/>
-        </w:rPr>
-      </w:pPr>
-      <w:r>
-        <w:rPr>
-          <w:b/>
-          <w:bCs/>
-        </w:rPr>
-        <w:t>Module 4:  Introduction to image segmentation with Python using skimage</w:t>
-      </w:r>
-    </w:p>
-    <w:p/>
-    <w:p>
-      <w:pPr>
-        <w:pStyle w:val="ListParagraph"/>
-        <w:numPr>
-          <w:ilvl w:val="0"/>
-          <w:numId w:val="4"/>
-        </w:numPr>
-      </w:pPr>
-      <w:r>
-        <w:t xml:space="preserve">In Fiji, go to File </w:t>
-      </w:r>
-      <w:r>
-        <w:sym w:font="Wingdings" w:char="F0E0"/>
-      </w:r>
-      <w:r>
-        <w:t xml:space="preserve"> Open Samples </w:t>
-      </w:r>
-      <w:r>
-        <w:sym w:font="Wingdings" w:char="F0E0"/>
-      </w:r>
-      <w:r>
-        <w:t xml:space="preserve"> Fluorescent cells</w:t>
-      </w:r>
-    </w:p>
-    <w:p>
-      <w:pPr>
-        <w:pStyle w:val="ListParagraph"/>
-        <w:numPr>
-          <w:ilvl w:val="0"/>
-          <w:numId w:val="4"/>
-        </w:numPr>
-      </w:pPr>
-      <w:r>
-        <w:t>Save the image as a TIFF file on your hard drive</w:t>
-      </w:r>
-    </w:p>
-    <w:p>
-      <w:pPr>
-        <w:pStyle w:val="ListParagraph"/>
-        <w:numPr>
-          <w:ilvl w:val="0"/>
-          <w:numId w:val="4"/>
-        </w:numPr>
-      </w:pPr>
-      <w:r>
-        <w:t>Upload it to your Google Drive, or somewhere that Google Colabs has access to it</w:t>
-      </w:r>
-    </w:p>
-    <w:p>
-      <w:pPr>
-        <w:pStyle w:val="ListParagraph"/>
-        <w:numPr>
-          <w:ilvl w:val="0"/>
-          <w:numId w:val="4"/>
-        </w:numPr>
-      </w:pPr>
-      <w:r>
-        <w:t>Open the Google Colabs notebook at:</w:t>
-      </w:r>
-    </w:p>
-    <w:p>
-      <w:pPr>
-        <w:pStyle w:val="ListParagraph"/>
-      </w:pPr>
-      <w:hyperlink r:id="rId10" w:history="1">
-        <w:r>
-          <w:rPr>
-            <w:rStyle w:val="Hyperlink"/>
-          </w:rPr>
-          <w:t>https://colab.research.google.com/drive/1bC7hWRakelI9VH-hiQWt2N8cPFnLKZdB?usp=sharing</w:t>
-        </w:r>
-      </w:hyperlink>
-    </w:p>
-    <w:p>
-      <w:pPr>
-        <w:pStyle w:val="ListParagraph"/>
-        <w:numPr>
-          <w:ilvl w:val="0"/>
-          <w:numId w:val="4"/>
-        </w:numPr>
-      </w:pPr>
-      <w:r>
-        <w:t>Replace &lt;FILEPATH TO FOLDER&gt; with the file path to the online folder that has the fluorescent cells file in it.</w:t>
-      </w:r>
-    </w:p>
-    <w:p>
-      <w:pPr>
-        <w:pStyle w:val="ListParagraph"/>
-        <w:numPr>
-          <w:ilvl w:val="0"/>
-          <w:numId w:val="4"/>
-        </w:numPr>
-      </w:pPr>
-      <w:r>
-        <w:t>Step through the code one block at a time to follow along with the process.</w:t>
-      </w:r>
-    </w:p>
     <w:sectPr>
       <w:headerReference w:type="even" r:id="rId11"/>
       <w:headerReference w:type="default" r:id="rId12"/>
